--- a/lib/engine-v2/national/templates-official/hazmat-transfer.docx
+++ b/lib/engine-v2/national/templates-official/hazmat-transfer.docx
@@ -689,7 +689,7 @@
                 <w:color w:val="000000"/>
                 <w:u w:val="single"/>
               </w:rPr>
-              <w:t>氏　名</w:t>
+              <w:t xml:space="preserve">氏　名　{{submitterName}}</w:t>
             </w:r>
             <w:r>
               <w:rPr>
@@ -793,6 +793,9 @@
               </w:rPr>
             </w:pPr>
             <w:r>
+              <w:t xml:space="preserve">{{ownerAddress}}</w:t>
+            </w:r>
+            <w:r>
               <w:rPr>
                 <w:rFonts w:hint="eastAsia"/>
                 <w:color w:val="000000"/>
@@ -916,6 +919,9 @@
                 <w:color w:val="000000"/>
               </w:rPr>
             </w:pPr>
+            <w:r>
+              <w:t xml:space="preserve">{{ownerName}}</w:t>
+            </w:r>
           </w:p>
         </w:tc>
       </w:tr>
@@ -979,6 +985,9 @@
               </w:rPr>
             </w:pPr>
             <w:r>
+              <w:t xml:space="preserve">{{transferorAddress}}</w:t>
+            </w:r>
+            <w:r>
               <w:rPr>
                 <w:rFonts w:hint="eastAsia"/>
                 <w:color w:val="000000"/>
@@ -1010,7 +1019,7 @@
               <w:rPr>
                 <w:color w:val="000000"/>
               </w:rPr>
-              <w:t xml:space="preserve">                                 </w:t>
+              <w:t xml:space="preserve">                                 　{{transferorPhone}}</w:t>
             </w:r>
             <w:r>
               <w:rPr>
@@ -1102,6 +1111,9 @@
                 <w:color w:val="000000"/>
               </w:rPr>
             </w:pPr>
+            <w:r>
+              <w:t xml:space="preserve">{{transferorName}}</w:t>
+            </w:r>
           </w:p>
         </w:tc>
       </w:tr>
@@ -1232,6 +1244,9 @@
                 <w:color w:val="000000"/>
               </w:rPr>
             </w:pPr>
+            <w:r>
+              <w:t xml:space="preserve">{{facilityLocation}}</w:t>
+            </w:r>
           </w:p>
         </w:tc>
       </w:tr>
@@ -1314,6 +1329,9 @@
                 <w:color w:val="000000"/>
               </w:rPr>
             </w:pPr>
+            <w:r>
+              <w:t xml:space="preserve">{{facilityKind}}</w:t>
+            </w:r>
           </w:p>
         </w:tc>
         <w:tc>
@@ -1363,6 +1381,9 @@
                 <w:color w:val="000000"/>
               </w:rPr>
             </w:pPr>
+            <w:r>
+              <w:t xml:space="preserve">{{facilityCategory}}</w:t>
+            </w:r>
           </w:p>
         </w:tc>
       </w:tr>
@@ -1467,7 +1488,7 @@
               <w:rPr>
                 <w:color w:val="000000"/>
               </w:rPr>
-              <w:t xml:space="preserve">            </w:t>
+              <w:t xml:space="preserve">{{permitInfo}}</w:t>
             </w:r>
             <w:r>
               <w:rPr>
@@ -1475,14 +1496,14 @@
                 <w:color w:val="000000"/>
                 <w:lang w:eastAsia="zh-CN"/>
               </w:rPr>
-              <w:t>年</w:t>
+              <w:t xml:space="preserve"/>
             </w:r>
             <w:r>
               <w:rPr>
                 <w:color w:val="000000"/>
                 <w:lang w:eastAsia="zh-CN"/>
               </w:rPr>
-              <w:t xml:space="preserve">   </w:t>
+              <w:t xml:space="preserve"/>
             </w:r>
             <w:r>
               <w:rPr>
@@ -1490,14 +1511,14 @@
                 <w:color w:val="000000"/>
                 <w:lang w:eastAsia="zh-CN"/>
               </w:rPr>
-              <w:t xml:space="preserve">　月</w:t>
+              <w:t xml:space="preserve"/>
             </w:r>
             <w:r>
               <w:rPr>
                 <w:color w:val="000000"/>
                 <w:lang w:eastAsia="zh-CN"/>
               </w:rPr>
-              <w:t xml:space="preserve">  </w:t>
+              <w:t xml:space="preserve"/>
             </w:r>
             <w:r>
               <w:rPr>
@@ -1505,14 +1526,14 @@
                 <w:color w:val="000000"/>
                 <w:lang w:eastAsia="zh-CN"/>
               </w:rPr>
-              <w:t xml:space="preserve">　</w:t>
+              <w:t xml:space="preserve"/>
             </w:r>
             <w:r>
               <w:rPr>
                 <w:color w:val="000000"/>
                 <w:lang w:eastAsia="zh-CN"/>
               </w:rPr>
-              <w:t xml:space="preserve"> </w:t>
+              <w:t xml:space="preserve"/>
             </w:r>
             <w:r>
               <w:rPr>
@@ -1520,14 +1541,14 @@
                 <w:color w:val="000000"/>
                 <w:lang w:eastAsia="zh-CN"/>
               </w:rPr>
-              <w:t>日</w:t>
+              <w:t xml:space="preserve"/>
             </w:r>
             <w:r>
               <w:rPr>
                 <w:color w:val="000000"/>
                 <w:lang w:eastAsia="zh-CN"/>
               </w:rPr>
-              <w:t xml:space="preserve">     </w:t>
+              <w:t xml:space="preserve"/>
             </w:r>
             <w:r>
               <w:rPr>
@@ -1535,7 +1556,7 @@
                 <w:color w:val="000000"/>
                 <w:lang w:eastAsia="zh-CN"/>
               </w:rPr>
-              <w:t>第　　　　　号</w:t>
+              <w:t xml:space="preserve"/>
             </w:r>
           </w:p>
         </w:tc>
@@ -1642,7 +1663,7 @@
               <w:rPr>
                 <w:color w:val="000000"/>
               </w:rPr>
-              <w:t xml:space="preserve">            </w:t>
+              <w:t xml:space="preserve">{{inspectionInfo}}</w:t>
             </w:r>
             <w:r>
               <w:rPr>
@@ -1650,14 +1671,14 @@
                 <w:color w:val="000000"/>
                 <w:lang w:eastAsia="zh-CN"/>
               </w:rPr>
-              <w:t>年</w:t>
+              <w:t xml:space="preserve"/>
             </w:r>
             <w:r>
               <w:rPr>
                 <w:color w:val="000000"/>
                 <w:lang w:eastAsia="zh-CN"/>
               </w:rPr>
-              <w:t xml:space="preserve">   </w:t>
+              <w:t xml:space="preserve"/>
             </w:r>
             <w:r>
               <w:rPr>
@@ -1665,14 +1686,14 @@
                 <w:color w:val="000000"/>
                 <w:lang w:eastAsia="zh-CN"/>
               </w:rPr>
-              <w:t xml:space="preserve">　月</w:t>
+              <w:t xml:space="preserve"/>
             </w:r>
             <w:r>
               <w:rPr>
                 <w:color w:val="000000"/>
                 <w:lang w:eastAsia="zh-CN"/>
               </w:rPr>
-              <w:t xml:space="preserve">  </w:t>
+              <w:t xml:space="preserve"/>
             </w:r>
             <w:r>
               <w:rPr>
@@ -1680,14 +1701,14 @@
                 <w:color w:val="000000"/>
                 <w:lang w:eastAsia="zh-CN"/>
               </w:rPr>
-              <w:t xml:space="preserve">　</w:t>
+              <w:t xml:space="preserve"/>
             </w:r>
             <w:r>
               <w:rPr>
                 <w:color w:val="000000"/>
                 <w:lang w:eastAsia="zh-CN"/>
               </w:rPr>
-              <w:t xml:space="preserve"> </w:t>
+              <w:t xml:space="preserve"/>
             </w:r>
             <w:r>
               <w:rPr>
@@ -1695,14 +1716,14 @@
                 <w:color w:val="000000"/>
                 <w:lang w:eastAsia="zh-CN"/>
               </w:rPr>
-              <w:t>日</w:t>
+              <w:t xml:space="preserve"/>
             </w:r>
             <w:r>
               <w:rPr>
                 <w:color w:val="000000"/>
                 <w:lang w:eastAsia="zh-CN"/>
               </w:rPr>
-              <w:t xml:space="preserve">     </w:t>
+              <w:t xml:space="preserve"/>
             </w:r>
             <w:r>
               <w:rPr>
@@ -1710,7 +1731,7 @@
                 <w:color w:val="000000"/>
                 <w:lang w:eastAsia="zh-CN"/>
               </w:rPr>
-              <w:t>第　　　　　号</w:t>
+              <w:t xml:space="preserve"/>
             </w:r>
           </w:p>
         </w:tc>
@@ -1810,6 +1831,9 @@
                 <w:color w:val="000000"/>
               </w:rPr>
             </w:pPr>
+            <w:r>
+              <w:t xml:space="preserve">{{hazmatClassAndName}}</w:t>
+            </w:r>
           </w:p>
         </w:tc>
         <w:tc>
@@ -1860,6 +1884,9 @@
                 <w:color w:val="000000"/>
               </w:rPr>
             </w:pPr>
+            <w:r>
+              <w:t xml:space="preserve">{{designatedQuantityMultiple}}</w:t>
+            </w:r>
           </w:p>
         </w:tc>
       </w:tr>
@@ -1949,6 +1976,9 @@
                 <w:color w:val="000000"/>
               </w:rPr>
             </w:pPr>
+            <w:r>
+              <w:t xml:space="preserve">{{transferReason}}</w:t>
+            </w:r>
           </w:p>
         </w:tc>
       </w:tr>

--- a/lib/engine-v2/national/templates-official/hazmat-transfer.docx
+++ b/lib/engine-v2/national/templates-official/hazmat-transfer.docx
@@ -539,20 +539,7 @@
                 <w:rFonts w:hint="eastAsia"/>
                 <w:color w:val="000000"/>
               </w:rPr>
-              <w:t xml:space="preserve">年　　</w:t>
-            </w:r>
-            <w:r>
-              <w:rPr>
-                <w:color w:val="000000"/>
-              </w:rPr>
-              <w:t xml:space="preserve">  </w:t>
-            </w:r>
-            <w:r>
-              <w:rPr>
-                <w:rFonts w:hint="eastAsia"/>
-                <w:color w:val="000000"/>
-              </w:rPr>
-              <w:t xml:space="preserve">　月　　　日</w:t>
+              <w:t xml:space="preserve">{{submitDate}}</w:t>
             </w:r>
           </w:p>
           <w:p>
@@ -646,7 +633,7 @@
                 <w:u w:val="single"/>
                 <w:lang w:eastAsia="zh-TW"/>
               </w:rPr>
-              <w:t>（電話　　　　　）</w:t>
+              <w:t xml:space="preserve">{{submitterPhone}}</w:t>
             </w:r>
           </w:p>
           <w:p>
@@ -834,7 +821,7 @@
                 <w:rFonts w:hint="eastAsia"/>
                 <w:color w:val="000000"/>
               </w:rPr>
-              <w:t>電話　{{submitterPhone}}</w:t>
+              <w:t>電話　{{ownerPhone}}</w:t>
             </w:r>
           </w:p>
         </w:tc>
@@ -1151,6 +1138,9 @@
               </w:rPr>
             </w:pPr>
             <w:r>
+              <w:t xml:space="preserve">{{transferFacilitySection}}</w:t>
+            </w:r>
+            <w:r>
               <w:rPr>
                 <w:color w:val="000000"/>
               </w:rPr>
@@ -2129,6 +2119,9 @@
                 <w:lang w:eastAsia="zh-TW"/>
               </w:rPr>
             </w:pPr>
+            <w:r>
+              <w:t xml:space="preserve">{{officialUseReceipt}}</w:t>
+            </w:r>
           </w:p>
         </w:tc>
         <w:tc>
@@ -2150,6 +2143,9 @@
                 <w:lang w:eastAsia="zh-TW"/>
               </w:rPr>
             </w:pPr>
+            <w:r>
+              <w:t xml:space="preserve">{{officialUseProgress}}</w:t>
+            </w:r>
           </w:p>
         </w:tc>
       </w:tr>

--- a/lib/engine-v2/national/templates-official/hazmat-transfer.docx
+++ b/lib/engine-v2/national/templates-official/hazmat-transfer.docx
@@ -780,6 +780,10 @@
               </w:rPr>
             </w:pPr>
             <w:r>
+              <w:rPr>
+                <w:rFonts w:hint="eastAsia"/>
+                <w:color w:val="000000"/>
+              </w:rPr>
               <w:t xml:space="preserve">{{ownerAddress}}</w:t>
             </w:r>
             <w:r>
@@ -972,6 +976,10 @@
               </w:rPr>
             </w:pPr>
             <w:r>
+              <w:rPr>
+                <w:rFonts w:hint="eastAsia"/>
+                <w:color w:val="000000"/>
+              </w:rPr>
               <w:t xml:space="preserve">{{transferorAddress}}</w:t>
             </w:r>
             <w:r>
@@ -1138,6 +1146,9 @@
               </w:rPr>
             </w:pPr>
             <w:r>
+              <w:rPr>
+                <w:color w:val="000000"/>
+              </w:rPr>
               <w:t xml:space="preserve">{{transferFacilitySection}}</w:t>
             </w:r>
             <w:r>

--- a/lib/engine-v2/national/templates-official/hazmat-transfer.docx
+++ b/lib/engine-v2/national/templates-official/hazmat-transfer.docx
@@ -616,24 +616,7 @@
                 <w:u w:val="single"/>
                 <w:lang w:eastAsia="zh-TW"/>
               </w:rPr>
-              <w:t>住　所</w:t>
-            </w:r>
-            <w:r>
-              <w:rPr>
-                <w:color w:val="000000"/>
-                <w:u w:val="single"/>
-                <w:lang w:eastAsia="zh-TW"/>
-              </w:rPr>
-              <w:t xml:space="preserve">            </w:t>
-            </w:r>
-            <w:r>
-              <w:rPr>
-                <w:rFonts w:hint="eastAsia"/>
-                <w:color w:val="000000"/>
-                <w:u w:val="single"/>
-                <w:lang w:eastAsia="zh-TW"/>
-              </w:rPr>
-              <w:t xml:space="preserve">{{submitterPhone}}</w:t>
+              <w:t xml:space="preserve">住　所　{{submitterAddress}}　（電話　{{submitterPhone}}）</w:t>
             </w:r>
           </w:p>
           <w:p>
@@ -784,14 +767,14 @@
                 <w:rFonts w:hint="eastAsia"/>
                 <w:color w:val="000000"/>
               </w:rPr>
+              <w:t>住　　　所</w:t>
+            </w:r>
+            <w:r>
+              <w:rPr>
+                <w:rFonts w:hint="eastAsia"/>
+                <w:color w:val="000000"/>
+              </w:rPr>
               <w:t xml:space="preserve">{{ownerAddress}}</w:t>
-            </w:r>
-            <w:r>
-              <w:rPr>
-                <w:rFonts w:hint="eastAsia"/>
-                <w:color w:val="000000"/>
-              </w:rPr>
-              <w:t>住　　　所</w:t>
             </w:r>
           </w:p>
         </w:tc>
@@ -980,14 +963,14 @@
                 <w:rFonts w:hint="eastAsia"/>
                 <w:color w:val="000000"/>
               </w:rPr>
+              <w:t>住　　　所</w:t>
+            </w:r>
+            <w:r>
+              <w:rPr>
+                <w:rFonts w:hint="eastAsia"/>
+                <w:color w:val="000000"/>
+              </w:rPr>
               <w:t xml:space="preserve">{{transferorAddress}}</w:t>
-            </w:r>
-            <w:r>
-              <w:rPr>
-                <w:rFonts w:hint="eastAsia"/>
-                <w:color w:val="000000"/>
-              </w:rPr>
-              <w:t>住　　　所</w:t>
             </w:r>
           </w:p>
         </w:tc>
@@ -1014,14 +997,7 @@
               <w:rPr>
                 <w:color w:val="000000"/>
               </w:rPr>
-              <w:t xml:space="preserve">                                 　{{transferorPhone}}</w:t>
-            </w:r>
-            <w:r>
-              <w:rPr>
-                <w:rFonts w:hint="eastAsia"/>
-                <w:color w:val="000000"/>
-              </w:rPr>
-              <w:t>電話</w:t>
+              <w:t xml:space="preserve">                                 　電話　{{transferorPhone}}</w:t>
             </w:r>
           </w:p>
         </w:tc>

--- a/lib/engine-v2/national/templates-official/hazmat-transfer.docx
+++ b/lib/engine-v2/national/templates-official/hazmat-transfer.docx
@@ -506,78 +506,52 @@
               <w:rPr>
                 <w:color w:val="000000"/>
               </w:rPr>
+              <w:t xml:space="preserve">　</w:t>
+            </w:r>
+            <w:r>
+              <w:rPr>
+                <w:rFonts w:hint="eastAsia"/>
+                <w:color w:val="000000"/>
+              </w:rPr>
+              <w:t xml:space="preserve">{{submitDate}}</w:t>
+            </w:r>
+          </w:p>
+          <w:p>
+            <w:pPr>
+              <w:spacing w:line="292" w:lineRule="atLeast"/>
+              <w:ind w:firstLineChars="198" w:firstLine="500"/>
+              <w:rPr>
+                <w:rFonts w:hint="eastAsia"/>
+                <w:color w:val="000000"/>
+              </w:rPr>
+            </w:pPr>
+            <w:r>
+              <w:rPr>
+                <w:rFonts w:hint="eastAsia"/>
+                <w:color w:val="000000"/>
+              </w:rPr>
+              <w:t xml:space="preserve">{{municipality}}　{{recipientTitle}}　殿</w:t>
+            </w:r>
+          </w:p>
+          <w:p>
+            <w:pPr>
+              <w:spacing w:line="292" w:lineRule="atLeast"/>
+              <w:rPr>
+                <w:color w:val="000000"/>
+              </w:rPr>
+            </w:pPr>
+            <w:r>
+              <w:rPr>
+                <w:rFonts w:hint="eastAsia"/>
+                <w:color w:val="000000"/>
+              </w:rPr>
+              <w:t xml:space="preserve">　</w:t>
+            </w:r>
+            <w:r>
+              <w:rPr>
+                <w:color w:val="000000"/>
+              </w:rPr>
               <w:t xml:space="preserve"> </w:t>
-            </w:r>
-            <w:r>
-              <w:rPr>
-                <w:rFonts w:hint="eastAsia"/>
-                <w:color w:val="000000"/>
-              </w:rPr>
-              <w:t xml:space="preserve">　　　　　　　　　　</w:t>
-            </w:r>
-            <w:r>
-              <w:rPr>
-                <w:color w:val="000000"/>
-              </w:rPr>
-              <w:t xml:space="preserve">               </w:t>
-            </w:r>
-            <w:r>
-              <w:rPr>
-                <w:rFonts w:hint="eastAsia"/>
-                <w:color w:val="000000"/>
-              </w:rPr>
-              <w:t xml:space="preserve">　　　　　　　　</w:t>
-            </w:r>
-            <w:r>
-              <w:rPr>
-                <w:color w:val="000000"/>
-              </w:rPr>
-              <w:t xml:space="preserve">   </w:t>
-            </w:r>
-            <w:r>
-              <w:rPr>
-                <w:rFonts w:hint="eastAsia"/>
-                <w:color w:val="000000"/>
-              </w:rPr>
-              <w:t xml:space="preserve">{{submitDate}}</w:t>
-            </w:r>
-          </w:p>
-          <w:p>
-            <w:pPr>
-              <w:spacing w:line="292" w:lineRule="atLeast"/>
-              <w:ind w:firstLineChars="198" w:firstLine="500"/>
-              <w:rPr>
-                <w:rFonts w:hint="eastAsia"/>
-                <w:color w:val="000000"/>
-              </w:rPr>
-            </w:pPr>
-            <w:r>
-              <w:rPr>
-                <w:rFonts w:hint="eastAsia"/>
-                <w:color w:val="000000"/>
-              </w:rPr>
-              <w:t xml:space="preserve">{{municipality}}　{{recipientTitle}}　殿</w:t>
-            </w:r>
-          </w:p>
-          <w:p>
-            <w:pPr>
-              <w:spacing w:line="292" w:lineRule="atLeast"/>
-              <w:rPr>
-                <w:color w:val="000000"/>
-              </w:rPr>
-            </w:pPr>
-            <w:r>
-              <w:rPr>
-                <w:rFonts w:hint="eastAsia"/>
-                <w:color w:val="000000"/>
-              </w:rPr>
-              <w:t xml:space="preserve">　</w:t>
-            </w:r>
-            <w:r>
-              <w:rPr>
-                <w:color w:val="000000"/>
-              </w:rPr>
-              <w:t xml:space="preserve">                        </w:t>
             </w:r>
             <w:r>
               <w:rPr>
@@ -600,7 +574,7 @@
               <w:rPr>
                 <w:color w:val="000000"/>
               </w:rPr>
-              <w:t xml:space="preserve">                                </w:t>
+              <w:t xml:space="preserve"> </w:t>
             </w:r>
             <w:r>
               <w:rPr>
@@ -643,7 +617,7 @@
                 <w:color w:val="000000"/>
                 <w:lang w:eastAsia="zh-TW"/>
               </w:rPr>
-              <w:t xml:space="preserve">                                </w:t>
+              <w:t xml:space="preserve"> </w:t>
             </w:r>
             <w:r>
               <w:rPr>
@@ -666,7 +640,7 @@
                 <w:color w:val="000000"/>
                 <w:u w:val="single"/>
               </w:rPr>
-              <w:t xml:space="preserve">                         </w:t>
+              <w:t xml:space="preserve"> </w:t>
             </w:r>
             <w:r>
               <w:rPr>
@@ -801,7 +775,7 @@
               <w:rPr>
                 <w:color w:val="000000"/>
               </w:rPr>
-              <w:t xml:space="preserve">                                 </w:t>
+              <w:t xml:space="preserve"> </w:t>
             </w:r>
             <w:r>
               <w:rPr>
@@ -997,7 +971,7 @@
               <w:rPr>
                 <w:color w:val="000000"/>
               </w:rPr>
-              <w:t xml:space="preserve">                                 　電話　{{transferorPhone}}</w:t>
+              <w:t xml:space="preserve">　電話　{{transferorPhone}}</w:t>
             </w:r>
           </w:p>
         </w:tc>

--- a/lib/engine-v2/national/templates-official/hazmat-transfer.docx
+++ b/lib/engine-v2/national/templates-official/hazmat-transfer.docx
@@ -493,14 +493,16 @@
               <w:rPr>
                 <w:color w:val="000000"/>
               </w:rPr>
-            </w:pPr>
-          </w:p>
-          <w:p>
-            <w:pPr>
-              <w:spacing w:line="292" w:lineRule="atLeast"/>
-              <w:rPr>
-                <w:color w:val="000000"/>
-              </w:rPr>
+              <w:jc w:val="right"/>
+            </w:pPr>
+          </w:p>
+          <w:p>
+            <w:pPr>
+              <w:spacing w:line="292" w:lineRule="atLeast"/>
+              <w:rPr>
+                <w:color w:val="000000"/>
+              </w:rPr>
+              <w:jc w:val="right"/>
             </w:pPr>
             <w:r>
               <w:rPr>
@@ -524,6 +526,7 @@
                 <w:rFonts w:hint="eastAsia"/>
                 <w:color w:val="000000"/>
               </w:rPr>
+              <w:jc w:val="right"/>
             </w:pPr>
             <w:r>
               <w:rPr>
@@ -539,6 +542,7 @@
               <w:rPr>
                 <w:color w:val="000000"/>
               </w:rPr>
+              <w:jc w:val="right"/>
             </w:pPr>
             <w:r>
               <w:rPr>
@@ -569,6 +573,7 @@
                 <w:u w:val="single"/>
                 <w:lang w:eastAsia="zh-TW"/>
               </w:rPr>
+              <w:jc w:val="right"/>
             </w:pPr>
             <w:r>
               <w:rPr>
@@ -601,6 +606,7 @@
                 <w:u w:val="single"/>
                 <w:lang w:eastAsia="zh-TW"/>
               </w:rPr>
+              <w:jc w:val="right"/>
             </w:pPr>
           </w:p>
           <w:p>
@@ -611,6 +617,7 @@
                 <w:color w:val="000000"/>
                 <w:u w:val="single"/>
               </w:rPr>
+              <w:jc w:val="right"/>
             </w:pPr>
             <w:r>
               <w:rPr>
@@ -743,13 +750,6 @@
               </w:rPr>
               <w:t>住　　　所</w:t>
             </w:r>
-            <w:r>
-              <w:rPr>
-                <w:rFonts w:hint="eastAsia"/>
-                <w:color w:val="000000"/>
-              </w:rPr>
-              <w:t xml:space="preserve">{{ownerAddress}}</w:t>
-            </w:r>
           </w:p>
         </w:tc>
         <w:tc>
@@ -771,6 +771,13 @@
                 <w:color w:val="000000"/>
               </w:rPr>
             </w:pPr>
+            <w:r>
+              <w:rPr>
+                <w:rFonts w:hint="eastAsia"/>
+                <w:color w:val="000000"/>
+              </w:rPr>
+              <w:t xml:space="preserve">{{ownerAddress}}</w:t>
+            </w:r>
             <w:r>
               <w:rPr>
                 <w:color w:val="000000"/>
@@ -939,13 +946,6 @@
               </w:rPr>
               <w:t>住　　　所</w:t>
             </w:r>
-            <w:r>
-              <w:rPr>
-                <w:rFonts w:hint="eastAsia"/>
-                <w:color w:val="000000"/>
-              </w:rPr>
-              <w:t xml:space="preserve">{{transferorAddress}}</w:t>
-            </w:r>
           </w:p>
         </w:tc>
         <w:tc>
@@ -967,6 +967,13 @@
                 <w:color w:val="000000"/>
               </w:rPr>
             </w:pPr>
+            <w:r>
+              <w:rPr>
+                <w:rFonts w:hint="eastAsia"/>
+                <w:color w:val="000000"/>
+              </w:rPr>
+              <w:t xml:space="preserve">{{transferorAddress}}</w:t>
+            </w:r>
             <w:r>
               <w:rPr>
                 <w:color w:val="000000"/>
